--- a/Bao_cao_Hang_khong.docx
+++ b/Bao_cao_Hang_khong.docx
@@ -143,7 +143,7 @@
           </w:tcPr>
           <w:p>
             <w:r>
-              <w:t>MSSV: .........</w:t>
+              <w:t>11258756</w:t>
             </w:r>
           </w:p>
         </w:tc>
@@ -246,7 +246,7 @@
           </w:tcPr>
           <w:p>
             <w:r>
-              <w:t>MSSV: .........</w:t>
+              <w:t>11250492</w:t>
             </w:r>
           </w:p>
         </w:tc>

--- a/Bao_cao_Hang_khong.docx
+++ b/Bao_cao_Hang_khong.docx
@@ -194,7 +194,7 @@
           </w:tcPr>
           <w:p>
             <w:r>
-              <w:t>MSSV: .........</w:t>
+              <w:t>11257141</w:t>
             </w:r>
           </w:p>
         </w:tc>
